--- a/03_Outputs/final scripts/pt/Module 9/9.0.0-pt.docx
+++ b/03_Outputs/final scripts/pt/Module 9/9.0.0-pt.docx
@@ -9,12 +9,12 @@
     </w:p>
     <w:p>
       <w:r>
-        <w:t>Em todo o mundo, a transição para a energia renovável está acelerando, oferecendo novas oportunidades para o desenvolvimento sustentável, o acesso à energia e a ação climática. No entanto, em muitos países em desenvolvimento, o caminho para ampliar a energia limpa é moldado por desafios únicos—especialmente a percepção de risco que pode dissuadir investimentos privados e aumentar os custos.</w:t>
+        <w:t>Em todo o mundo, a transição para a energia renovável está acelerando, oferecendo novas oportunidades para o desenvolvimento sustentável, o acesso à energia e a ação climática. No entanto, em muitos países em desenvolvimento, o caminho para ampliar a energia limpa é moldado por desafios únicos—especialmente a percepção de risco que pode dissuadir o investimento privado e aumentar os custos.</w:t>
       </w:r>
     </w:p>
     <w:p>
       <w:r>
-        <w:t>Este módulo apresenta a você a estrutura do UNDP para Desmistificação do Investimento em Energia Renovável (DREI)—uma abordagem sistemática projetada para identificar, avaliar e enfrentar as barreiras que limitam os investimentos em renováveis. Por meio de uma combinação de tendências globais, teoria do risco e metodologias práticas, você aprenderá como os países podem criar ambientes favoráveis para a energia solar, eólica e outras tecnologias limpas.</w:t>
+        <w:t>Este módulo apresenta a você a estrutura do UNDP para Desmistificação do Investimento em Energia Renovável (DREI)—uma abordagem sistemática projetada para identificar, avaliar e enfrentar as barreiras que limitam o investimento em renováveis. Através de uma combinação de tendências globais, teoria do risco e metodologias práticas, você aprenderá como os países podem criar ambientes favoráveis para a energia solar, eólica e outras tecnologias limpas.</w:t>
       </w:r>
     </w:p>
     <w:p>
